--- a/Books/RPG_Books/ThePrincessAndTheMonsterChef/Cover_ThePrincessAndTheMonsterChef.docx
+++ b/Books/RPG_Books/ThePrincessAndTheMonsterChef/Cover_ThePrincessAndTheMonsterChef.docx
@@ -56,10 +56,10 @@
             </v:handles>
             <o:lock v:ext="edit" text="t" shapetype="t"/>
           </v:shapetype>
-          <v:shape id="_x0000_i1025" type="#_x0000_t136" style="width:278.25pt;height:60pt" fillcolor="yellow" strokeweight="1pt">
+          <v:shape id="_x0000_i1025" type="#_x0000_t136" style="width:363.6pt;height:103.5pt" fillcolor="yellow" strokeweight="1pt">
             <v:stroke r:id="rId7" o:title=""/>
             <v:shadow color="#868686"/>
-            <v:textpath style="font-family:&quot;Arial Black&quot;;v-text-kern:t" trim="t" fitpath="t" string="The Seeds of the Future &#10;Lie in the Present&#10;"/>
+            <v:textpath style="font-family:&quot;Arial Black&quot;;v-text-kern:t" trim="t" fitpath="t" string="String Theory is Real&#10;And Scarier Than&#10;Most people Think&#10;"/>
           </v:shape>
         </w:pict>
       </w:r>
@@ -74,21 +74,28 @@
           <w:szCs w:val="20"/>
         </w:rPr>
       </w:pPr>
-      <w:r>
+    </w:p>
+    <w:p>
+      <w:pPr>
+        <w:ind w:left="360" w:right="475"/>
+        <w:rPr>
+          <w:b/>
+          <w:color w:val="00B050"/>
+          <w:sz w:val="20"/>
+          <w:szCs w:val="20"/>
+        </w:rPr>
+      </w:pPr>
+    </w:p>
+    <w:p>
+      <w:pPr>
+        <w:ind w:left="360" w:right="475"/>
         <w:rPr>
           <w:b/>
           <w:color w:val="00B050"/>
           <w:sz w:val="16"/>
           <w:szCs w:val="16"/>
         </w:rPr>
-        <w:pict>
-          <v:shape id="_x0000_i1026" type="#_x0000_t136" style="width:315.75pt;height:39.75pt" fillcolor="yellow" strokeweight="1pt">
-            <v:stroke r:id="rId7" o:title=""/>
-            <v:shadow color="#868686"/>
-            <v:textpath style="font-family:&quot;Arial Black&quot;;font-size:20pt;v-text-align:left;v-text-kern:t" trim="t" fitpath="t" string="Leah Musk is an ordinary teenage girl &#10;born in the year 2000.&#10;"/>
-          </v:shape>
-        </w:pict>
-      </w:r>
+      </w:pPr>
     </w:p>
     <w:p>
       <w:pPr>
@@ -100,47 +107,6 @@
           <w:szCs w:val="20"/>
         </w:rPr>
       </w:pPr>
-      <w:r>
-        <w:rPr>
-          <w:b/>
-          <w:color w:val="00B050"/>
-          <w:sz w:val="16"/>
-          <w:szCs w:val="16"/>
-        </w:rPr>
-        <w:pict>
-          <v:shape id="_x0000_i1027" type="#_x0000_t136" style="width:337.5pt;height:59.25pt" fillcolor="yellow" strokeweight="1pt">
-            <v:stroke r:id="rId7" o:title=""/>
-            <v:shadow color="#868686"/>
-            <v:textpath style="font-family:&quot;Arial Black&quot;;font-size:20pt;v-text-align:left;v-text-kern:t" trim="t" fitpath="t" string="For her 2014 Christmas present, her &#10;uncle sends her to Antarctica to spend&#10;her winter break at a research facility."/>
-          </v:shape>
-        </w:pict>
-      </w:r>
-    </w:p>
-    <w:p>
-      <w:pPr>
-        <w:ind w:left="360" w:right="475"/>
-        <w:rPr>
-          <w:b/>
-          <w:color w:val="00B050"/>
-          <w:sz w:val="16"/>
-          <w:szCs w:val="16"/>
-        </w:rPr>
-      </w:pPr>
-      <w:r>
-        <w:rPr>
-          <w:b/>
-          <w:color w:val="00B050"/>
-          <w:sz w:val="16"/>
-          <w:szCs w:val="16"/>
-        </w:rPr>
-        <w:pict>
-          <v:shape id="_x0000_i1028" type="#_x0000_t136" style="width:390pt;height:59.25pt" fillcolor="yellow" strokeweight="1pt">
-            <v:stroke r:id="rId7" o:title=""/>
-            <v:shadow color="#868686"/>
-            <v:textpath style="font-family:&quot;Arial Black&quot;;font-size:20pt;v-text-align:left;v-text-kern:t" trim="t" fitpath="t" string="Unfortunately, Leah is caught in an &#10;unexpected blizzard, falls into a crevasse,&#10;and gets frozen for over a century."/>
-          </v:shape>
-        </w:pict>
-      </w:r>
     </w:p>
     <w:p>
       <w:pPr>
@@ -152,21 +118,6 @@
           <w:szCs w:val="20"/>
         </w:rPr>
       </w:pPr>
-      <w:r>
-        <w:rPr>
-          <w:b/>
-          <w:color w:val="00B050"/>
-          <w:sz w:val="16"/>
-          <w:szCs w:val="16"/>
-        </w:rPr>
-        <w:pict>
-          <v:shape id="_x0000_i1029" type="#_x0000_t136" style="width:108pt;height:14.25pt" fillcolor="yellow" strokeweight="1pt">
-            <v:stroke r:id="rId7" o:title=""/>
-            <v:shadow color="#868686"/>
-            <v:textpath style="font-family:&quot;Arial Black&quot;;font-size:20pt;v-text-align:left;v-text-kern:t" trim="t" fitpath="t" string="It is now 2126:"/>
-          </v:shape>
-        </w:pict>
-      </w:r>
     </w:p>
     <w:p>
       <w:pPr>
@@ -178,21 +129,6 @@
           <w:szCs w:val="20"/>
         </w:rPr>
       </w:pPr>
-      <w:r>
-        <w:rPr>
-          <w:b/>
-          <w:color w:val="00B050"/>
-          <w:sz w:val="16"/>
-          <w:szCs w:val="16"/>
-        </w:rPr>
-        <w:pict>
-          <v:shape id="_x0000_i1030" type="#_x0000_t136" style="width:390pt;height:59.25pt" fillcolor="yellow" strokeweight="1pt">
-            <v:stroke r:id="rId7" o:title=""/>
-            <v:shadow color="#868686"/>
-            <v:textpath style="font-family:&quot;Arial Black&quot;;font-size:20pt;v-text-align:left;v-text-kern:t" trim="t" fitpath="t" string="How will she cope in a world where gender is&#10;fluid, robots are sentient, and the dead walk&#10;among us?"/>
-          </v:shape>
-        </w:pict>
-      </w:r>
     </w:p>
     <w:p>
       <w:pPr>
@@ -204,47 +140,6 @@
           <w:szCs w:val="20"/>
         </w:rPr>
       </w:pPr>
-      <w:r>
-        <w:rPr>
-          <w:b/>
-          <w:color w:val="00B050"/>
-          <w:sz w:val="16"/>
-          <w:szCs w:val="16"/>
-        </w:rPr>
-        <w:pict>
-          <v:shape id="_x0000_i1031" type="#_x0000_t136" style="width:399.75pt;height:59.25pt" fillcolor="yellow" strokeweight="1pt">
-            <v:stroke r:id="rId7" o:title=""/>
-            <v:shadow color="#868686"/>
-            <v:textpath style="font-family:&quot;Arial Black&quot;;font-size:20pt;v-text-align:left;v-text-kern:t" trim="t" fitpath="t" string="Where does reality begin and end, when the&#10;real world mixes with virtual reality,&#10;augmented reality, and things that lie beyond?&#10;"/>
-          </v:shape>
-        </w:pict>
-      </w:r>
-    </w:p>
-    <w:p>
-      <w:pPr>
-        <w:ind w:left="360" w:right="475"/>
-        <w:rPr>
-          <w:b/>
-          <w:color w:val="00B050"/>
-          <w:sz w:val="20"/>
-          <w:szCs w:val="20"/>
-        </w:rPr>
-      </w:pPr>
-      <w:r>
-        <w:rPr>
-          <w:b/>
-          <w:color w:val="00B050"/>
-          <w:sz w:val="16"/>
-          <w:szCs w:val="16"/>
-        </w:rPr>
-        <w:pict>
-          <v:shape id="_x0000_i1032" type="#_x0000_t136" style="width:252.75pt;height:39.75pt" fillcolor="yellow" strokeweight="1pt">
-            <v:stroke r:id="rId7" o:title=""/>
-            <v:shadow color="#868686"/>
-            <v:textpath style="font-family:&quot;Arial Black&quot;;font-size:20pt;v-text-align:left;v-text-kern:t" trim="t" fitpath="t" string="And is AI, the controller of reality,&#10;Good or Evil?"/>
-          </v:shape>
-        </w:pict>
-      </w:r>
     </w:p>
     <w:p>
       <w:pPr>
@@ -391,7 +286,7 @@
             </v:handles>
             <o:lock v:ext="edit" text="t" shapetype="t"/>
           </v:shapetype>
-          <v:shape id="_x0000_i1033" type="#_x0000_t175" style="width:314.25pt;height:63pt" adj=",10800" fillcolor="#60c" strokecolor="#c9f">
+          <v:shape id="_x0000_i1026" type="#_x0000_t175" style="width:314.4pt;height:63pt" adj=",10800" fillcolor="#60c" strokecolor="#c9f">
             <v:fill color2="#c0c" focus="100%" type="gradient"/>
             <v:shadow on="t" color="#99f" opacity="52429f" offset="3pt,3pt"/>
             <v:textpath style="font-family:&quot;Impact&quot;;font-size:44pt;v-text-kern:t" trim="t" fitpath="t" string="The Princess"/>
@@ -409,7 +304,7 @@
           <w:szCs w:val="72"/>
         </w:rPr>
         <w:pict>
-          <v:shape id="_x0000_i1034" type="#_x0000_t175" style="width:151.5pt;height:31.5pt" adj=",10800" fillcolor="#60c" strokecolor="#c9f">
+          <v:shape id="_x0000_i1027" type="#_x0000_t175" style="width:151.5pt;height:31.5pt" adj=",10800" fillcolor="#60c" strokecolor="#c9f">
             <v:fill color2="#c0c" focus="100%" type="gradient"/>
             <v:shadow on="t" color="#99f" opacity="52429f" offset="3pt,3pt"/>
             <v:textpath style="font-family:&quot;Impact&quot;;font-size:44pt;v-text-kern:t" trim="t" fitpath="t" string="And The"/>
@@ -427,7 +322,7 @@
           <w:szCs w:val="72"/>
         </w:rPr>
         <w:pict>
-          <v:shape id="_x0000_i1035" type="#_x0000_t175" style="width:314.25pt;height:63pt" adj=",10800" fillcolor="#60c" strokecolor="#c9f">
+          <v:shape id="_x0000_i1028" type="#_x0000_t175" style="width:314.4pt;height:63pt" adj=",10800" fillcolor="#60c" strokecolor="#c9f">
             <v:fill color2="#c0c" focus="100%" type="gradient"/>
             <v:shadow on="t" color="#99f" opacity="52429f" offset="3pt,3pt"/>
             <v:textpath style="font-family:&quot;Impact&quot;;font-size:44pt;v-text-kern:t" trim="t" fitpath="t" string="Chef"/>
@@ -455,7 +350,7 @@
           <w:szCs w:val="72"/>
         </w:rPr>
         <w:pict>
-          <v:shape id="_x0000_i1036" type="#_x0000_t136" style="width:80.25pt;height:49.5pt" adj=",10800" fillcolor="#60c" strokecolor="#c9f">
+          <v:shape id="_x0000_i1029" type="#_x0000_t136" style="width:80.4pt;height:49.5pt" adj=",10800" fillcolor="#60c" strokecolor="#c9f">
             <v:fill color2="#c0c" focus="100%" type="gradient"/>
             <v:shadow on="t" color="#99f" opacity="52429f" offset="3pt,3pt"/>
             <v:textpath style="font-family:&quot;Impact&quot;;font-size:44pt;v-text-kern:t" trim="t" fitpath="t" string="By"/>
@@ -473,7 +368,7 @@
           <w:szCs w:val="72"/>
         </w:rPr>
         <w:pict>
-          <v:shape id="_x0000_i1037" type="#_x0000_t175" style="width:348.75pt;height:88.5pt" adj=",10800" fillcolor="#60c" strokecolor="#c9f">
+          <v:shape id="_x0000_i1030" type="#_x0000_t175" style="width:348.9pt;height:88.5pt" adj=",10800" fillcolor="#60c" strokecolor="#c9f">
             <v:fill color2="#c0c" focus="100%" type="gradient"/>
             <v:shadow on="t" color="#99f" opacity="52429f" offset="3pt,3pt"/>
             <v:textpath style="font-family:&quot;Impact&quot;;font-size:44pt;v-text-kern:t" trim="t" fitpath="t" string="Trevy Burgess"/>
@@ -1353,7 +1248,7 @@
 </file>
 
 <file path=customXml/itemProps1.xml><?xml version="1.0" encoding="utf-8"?>
-<ds:datastoreItem xmlns:ds="http://schemas.openxmlformats.org/officeDocument/2006/customXml" ds:itemID="{8DFFE85C-1D9C-4FC7-9340-5C664BAFAFD7}">
+<ds:datastoreItem xmlns:ds="http://schemas.openxmlformats.org/officeDocument/2006/customXml" ds:itemID="{6E87B83B-A3B3-46C9-A43F-4ED86AEC6564}">
   <ds:schemaRefs>
     <ds:schemaRef ds:uri="http://schemas.openxmlformats.org/officeDocument/2006/bibliography"/>
   </ds:schemaRefs>
